--- a/zhs/docx/091.content.docx
+++ b/zhs/docx/091.content.docx
@@ -19,7 +19,7 @@
         <w:rPr>
           <w:lang w:val="zh_CN" w:bidi="zh_CN"/>
         </w:rPr>
-        <w:t>Resource: 关键词 (SRV)</w:t>
+        <w:t>Resource: Familiarization, Internalization, Articulation (Fia) Terms</w:t>
       </w:r>
       <w:r>
         <w:rPr>
@@ -39,42 +39,61 @@
           <w:b/>
           <w:lang w:val="zh_CN" w:bidi="zh_CN"/>
         </w:rPr>
-        <w:t>Familiarization, Internalization, Articulation (FIA) Key Terms</w:t>
-      </w:r>
-      <w:r>
-        <w:rPr>
-          <w:lang w:val="zh_CN" w:bidi="zh_CN"/>
-        </w:rPr>
-        <w:t xml:space="preserve"> © 2023 SRV Partners Released under CC BY-SA 4.0 license. </w:t>
-      </w:r>
-      <w:r>
-        <w:rPr>
-          <w:lang w:val="zh_CN" w:bidi="zh_CN"/>
-        </w:rPr>
-        <w:t>Familiarization, Internalization, Articulation (FIA) Key Terms</w:t>
-      </w:r>
-      <w:r>
-        <w:rPr>
-          <w:lang w:val="zh_CN" w:bidi="zh_CN"/>
-        </w:rPr>
-        <w:t xml:space="preserve"> has been adapted in the following languages Tok Pisin, عربي, Français, हिंदी, Bahasa Indonesia, Português, Русский, Español, Kiswahili, 简体中文 from </w:t>
-      </w:r>
-      <w:r>
-        <w:rPr>
-          <w:lang w:val="zh_CN" w:bidi="zh_CN"/>
-        </w:rPr>
-        <w:t>Familiarization, Internalization, Articulation (FIA)</w:t>
-      </w:r>
-      <w:r>
-        <w:rPr>
-          <w:lang w:val="zh_CN" w:bidi="zh_CN"/>
-        </w:rPr>
-        <w:t xml:space="preserve"> © 2023 SRV Partners. Released under CC BY-SA 4.0 license by Mission Mutual</w:t>
-      </w:r>
-      <w:r>
-        <w:rPr>
-          <w:lang w:val="zh_CN" w:bidi="zh_CN"/>
-        </w:rPr>
+        <w:t>Familiarization, Internalization, Articulation (Fia) Terms</w:t>
+      </w:r>
+      <w:r>
+        <w:rPr>
+          <w:lang w:val="zh_CN" w:bidi="zh_CN"/>
+        </w:rPr>
+        <w:t xml:space="preserve"> (Chinese (Simplified)) is based on: </w:t>
+      </w:r>
+      <w:r>
+        <w:rPr>
+          <w:lang w:val="zh_CN" w:bidi="zh_CN"/>
+        </w:rPr>
+        <w:t>Familiarization, Internalization, Articulation (Fia) Terms</w:t>
+      </w:r>
+      <w:r>
+        <w:rPr>
+          <w:lang w:val="zh_CN" w:bidi="zh_CN"/>
+        </w:rPr>
+        <w:t xml:space="preserve">, </w:t>
+      </w:r>
+      <w:hyperlink r:id="rId13">
+        <w:r>
+          <w:rPr>
+            <w:lang w:val="zh_CN" w:bidi="zh_CN"/>
+          </w:rPr>
+          <w:rPr>
+            <w:color w:val="0000EE"/>
+            <w:u w:val="single"/>
+          </w:rPr>
+          <w:t>SRV Partners</w:t>
+        </w:r>
+      </w:hyperlink>
+      <w:r>
+        <w:rPr>
+          <w:lang w:val="zh_CN" w:bidi="zh_CN"/>
+        </w:rPr>
+        <w:t xml:space="preserve">, 2023, which is licensed under a </w:t>
+      </w:r>
+      <w:hyperlink r:id="rId14">
+        <w:r>
+          <w:rPr>
+            <w:lang w:val="zh_CN" w:bidi="zh_CN"/>
+          </w:rPr>
+          <w:rPr>
+            <w:color w:val="0000EE"/>
+            <w:u w:val="single"/>
+          </w:rPr>
+          <w:t>CC BY-SA 4.0 license</w:t>
+        </w:r>
+      </w:hyperlink>
+      <w:r>
+        <w:rPr>
+          <w:lang w:val="zh_CN" w:bidi="zh_CN"/>
+        </w:rPr>
+        <w:t>.</w:t>
       </w:r>
       <w:r>
         <w:rPr>
@@ -83,6 +102,30 @@
       </w:r>
     </w:p>
     <w:p>
+      <w:pPr/>
+      <w:r>
+        <w:rPr>
+          <w:lang w:val="zh_CN" w:bidi="zh_CN"/>
+        </w:rPr>
+      </w:r>
+      <w:r>
+        <w:rPr>
+          <w:lang w:val="zh_CN" w:bidi="zh_CN"/>
+        </w:rPr>
+        <w:t>This PDF version is provided under the same license.</w:t>
+      </w:r>
+      <w:r>
+        <w:rPr>
+          <w:lang w:val="zh_CN" w:bidi="zh_CN"/>
+        </w:rPr>
+      </w:r>
+      <w:r>
+        <w:rPr>
+          <w:lang w:val="zh_CN" w:bidi="zh_CN"/>
+        </w:rPr>
+      </w:r>
+    </w:p>
+    <w:p>
       <w:pPr>
         <w:pStyle w:val="Heading1"/>
       </w:pPr>
@@ -90,7 +133,7 @@
         <w:rPr>
           <w:lang w:val="zh_CN" w:bidi="zh_CN"/>
         </w:rPr>
-        <w:t>关键词 (SRV)</w:t>
+        <w:t>Familiarization, Internalization, Articulation (Fia) Terms</w:t>
       </w:r>
     </w:p>
     <w:p>
@@ -224,48 +267,72 @@
         </w:rPr>
         <w:t>，他拥有完全的</w:t>
       </w:r>
-      <w:r>
-        <w:rPr>
-          <w:lang w:val="zh_CN" w:bidi="zh_CN"/>
-        </w:rPr>
-        <w:t>权柄</w:t>
-      </w:r>
+      <w:hyperlink r:id="rId15">
+        <w:r>
+          <w:rPr>
+            <w:lang w:val="zh_CN" w:bidi="zh_CN"/>
+          </w:rPr>
+          <w:rPr>
+            <w:color w:val="0000EE"/>
+            <w:u w:val="single"/>
+          </w:rPr>
+          <w:t>权柄</w:t>
+        </w:r>
+      </w:hyperlink>
       <w:r>
         <w:rPr>
           <w:lang w:val="zh_CN" w:bidi="zh_CN"/>
         </w:rPr>
         <w:t>，人们应该尊重他。 当你称呼某人为"主"时，你是在说这个人对你有权柄。 在圣经中，我们听到人们称他们的</w:t>
       </w:r>
-      <w:r>
-        <w:rPr>
-          <w:lang w:val="zh_CN" w:bidi="zh_CN"/>
-        </w:rPr>
-        <w:t>王</w:t>
-      </w:r>
+      <w:hyperlink r:id="rId16">
+        <w:r>
+          <w:rPr>
+            <w:lang w:val="zh_CN" w:bidi="zh_CN"/>
+          </w:rPr>
+          <w:rPr>
+            <w:color w:val="0000EE"/>
+            <w:u w:val="single"/>
+          </w:rPr>
+          <w:t>王</w:t>
+        </w:r>
+      </w:hyperlink>
       <w:r>
         <w:rPr>
           <w:lang w:val="zh_CN" w:bidi="zh_CN"/>
         </w:rPr>
         <w:t>为主；</w:t>
       </w:r>
-      <w:r>
-        <w:rPr>
-          <w:lang w:val="zh_CN" w:bidi="zh_CN"/>
-        </w:rPr>
-        <w:t>奴隶</w:t>
-      </w:r>
+      <w:hyperlink r:id="rId17">
+        <w:r>
+          <w:rPr>
+            <w:lang w:val="zh_CN" w:bidi="zh_CN"/>
+          </w:rPr>
+          <w:rPr>
+            <w:color w:val="0000EE"/>
+            <w:u w:val="single"/>
+          </w:rPr>
+          <w:t>奴隶</w:t>
+        </w:r>
+      </w:hyperlink>
       <w:r>
         <w:rPr>
           <w:lang w:val="zh_CN" w:bidi="zh_CN"/>
         </w:rPr>
         <w:t>称他们的</w:t>
       </w:r>
-      <w:r>
-        <w:rPr>
-          <w:lang w:val="zh_CN" w:bidi="zh_CN"/>
-        </w:rPr>
-        <w:t>主人</w:t>
-      </w:r>
+      <w:hyperlink r:id="rId18">
+        <w:r>
+          <w:rPr>
+            <w:lang w:val="zh_CN" w:bidi="zh_CN"/>
+          </w:rPr>
+          <w:rPr>
+            <w:color w:val="0000EE"/>
+            <w:u w:val="single"/>
+          </w:rPr>
+          <w:t>主人</w:t>
+        </w:r>
+      </w:hyperlink>
       <w:r>
         <w:rPr>
           <w:lang w:val="zh_CN" w:bidi="zh_CN"/>
@@ -300,12 +367,18 @@
         </w:rPr>
         <w:t>在新约中，当</w:t>
       </w:r>
-      <w:r>
-        <w:rPr>
-          <w:lang w:val="zh_CN" w:bidi="zh_CN"/>
-        </w:rPr>
-        <w:t>以色列</w:t>
-      </w:r>
+      <w:hyperlink r:id="rId19">
+        <w:r>
+          <w:rPr>
+            <w:lang w:val="zh_CN" w:bidi="zh_CN"/>
+          </w:rPr>
+          <w:rPr>
+            <w:color w:val="0000EE"/>
+            <w:u w:val="single"/>
+          </w:rPr>
+          <w:t>以色列</w:t>
+        </w:r>
+      </w:hyperlink>
       <w:r>
         <w:rPr>
           <w:lang w:val="zh_CN" w:bidi="zh_CN"/>
@@ -326,12 +399,18 @@
         </w:rPr>
         <w:t>当耶稣</w:t>
       </w:r>
-      <w:r>
-        <w:rPr>
-          <w:lang w:val="zh_CN" w:bidi="zh_CN"/>
-        </w:rPr>
-        <w:t>复活</w:t>
-      </w:r>
+      <w:hyperlink r:id="rId20">
+        <w:r>
+          <w:rPr>
+            <w:lang w:val="zh_CN" w:bidi="zh_CN"/>
+          </w:rPr>
+          <w:rPr>
+            <w:color w:val="0000EE"/>
+            <w:u w:val="single"/>
+          </w:rPr>
+          <w:t>复活</w:t>
+        </w:r>
+      </w:hyperlink>
       <w:r>
         <w:rPr>
           <w:lang w:val="zh_CN" w:bidi="zh_CN"/>
@@ -408,12 +487,23 @@
         <w:rPr>
           <w:lang w:val="zh_CN" w:bidi="zh_CN"/>
         </w:rPr>
-        <w:t>主、耶和华</w:t>
-      </w:r>
-      <w:r>
-        <w:rPr>
-          <w:lang w:val="zh_CN" w:bidi="zh_CN"/>
-        </w:rPr>
+        <w:t>主</w:t>
+      </w:r>
+      <w:r>
+        <w:rPr>
+          <w:lang w:val="zh_CN" w:bidi="zh_CN"/>
+        </w:rPr>
+      </w:r>
+    </w:p>
+    <w:p>
+      <w:pPr>
+        <w:pStyle w:val="Heading4"/>
+      </w:pPr>
+      <w:r>
+        <w:rPr>
+          <w:lang w:val="zh_CN" w:bidi="zh_CN"/>
+        </w:rPr>
+        <w:t>Audio Content</w:t>
       </w:r>
     </w:p>
     <w:p>
@@ -423,36 +513,23 @@
           <w:lang w:val="zh_CN" w:bidi="zh_CN"/>
         </w:rPr>
       </w:r>
-      <w:r>
-        <w:rPr>
-          <w:lang w:val="zh_CN" w:bidi="zh_CN"/>
-        </w:rPr>
-        <w:t>在新约中的某些情况下，</w:t>
-      </w:r>
-      <w:r>
-        <w:rPr>
-          <w:b/>
-          <w:lang w:val="zh_CN" w:bidi="zh_CN"/>
-        </w:rPr>
-        <w:t>主</w:t>
-      </w:r>
-      <w:r>
-        <w:rPr>
-          <w:lang w:val="zh_CN" w:bidi="zh_CN"/>
-        </w:rPr>
-        <w:t>指的是神自己。 这是</w:t>
-      </w:r>
-      <w:r>
-        <w:rPr>
-          <w:lang w:val="zh_CN" w:bidi="zh_CN"/>
-        </w:rPr>
-        <w:t>犹太人</w:t>
-      </w:r>
-      <w:r>
-        <w:rPr>
-          <w:lang w:val="zh_CN" w:bidi="zh_CN"/>
-        </w:rPr>
-        <w:t>在不愿意说出神的名字时对神的称呼，因为他们非常尊重神。</w:t>
+      <w:hyperlink r:id="rId21">
+        <w:r>
+          <w:rPr>
+            <w:lang w:val="zh_CN" w:bidi="zh_CN"/>
+          </w:rPr>
+          <w:rPr>
+            <w:color w:val="0000EE"/>
+            <w:u w:val="single"/>
+          </w:rPr>
+          <w:t>mp3 file</w:t>
+        </w:r>
+      </w:hyperlink>
+      <w:r>
+        <w:rPr>
+          <w:lang w:val="zh_CN" w:bidi="zh_CN"/>
+        </w:rPr>
+        <w:t xml:space="preserve"> (None KB)</w:t>
       </w:r>
       <w:r>
         <w:rPr>
@@ -481,7 +558,7 @@
         <w:rPr>
           <w:lang w:val="zh_CN" w:bidi="zh_CN"/>
         </w:rPr>
-        <w:t>住棚、帐篷</w:t>
+        <w:t>主、耶和华</w:t>
       </w:r>
       <w:r>
         <w:rPr>
@@ -498,16 +575,50 @@
       </w:r>
       <w:r>
         <w:rPr>
+          <w:lang w:val="zh_CN" w:bidi="zh_CN"/>
+        </w:rPr>
+        <w:t>在新约中的某些情况下，</w:t>
+      </w:r>
+      <w:r>
+        <w:rPr>
           <w:b/>
           <w:lang w:val="zh_CN" w:bidi="zh_CN"/>
         </w:rPr>
-        <w:t>住棚</w:t>
-      </w:r>
-      <w:r>
-        <w:rPr>
-          <w:lang w:val="zh_CN" w:bidi="zh_CN"/>
-        </w:rPr>
-        <w:t>是人们为短期居住而建造的临时建筑。 人们用树枝和树叶做成帐篷。</w:t>
+        <w:t>主</w:t>
+      </w:r>
+      <w:r>
+        <w:rPr>
+          <w:lang w:val="zh_CN" w:bidi="zh_CN"/>
+        </w:rPr>
+        <w:t>指的是神自己。 这是</w:t>
+      </w:r>
+      <w:hyperlink r:id="rId22">
+        <w:r>
+          <w:rPr>
+            <w:lang w:val="zh_CN" w:bidi="zh_CN"/>
+          </w:rPr>
+          <w:rPr>
+            <w:color w:val="0000EE"/>
+            <w:u w:val="single"/>
+          </w:rPr>
+          <w:t>犹太人</w:t>
+        </w:r>
+      </w:hyperlink>
+      <w:r>
+        <w:rPr>
+          <w:lang w:val="zh_CN" w:bidi="zh_CN"/>
+        </w:rPr>
+        <w:t>在不愿意说出神的名字时对神的称呼，因为他们非常尊重神。</w:t>
+      </w:r>
+      <w:r>
+        <w:rPr>
+          <w:lang w:val="zh_CN" w:bidi="zh_CN"/>
+        </w:rPr>
+      </w:r>
+      <w:r>
+        <w:rPr>
+          <w:lang w:val="zh_CN" w:bidi="zh_CN"/>
+        </w:rPr>
       </w:r>
     </w:p>
     <w:p>
@@ -517,51 +628,32 @@
           <w:lang w:val="zh_CN" w:bidi="zh_CN"/>
         </w:rPr>
       </w:r>
-      <w:r>
-        <w:rPr>
-          <w:lang w:val="zh_CN" w:bidi="zh_CN"/>
-        </w:rPr>
-        <w:t>犹太人</w:t>
-      </w:r>
-      <w:r>
-        <w:rPr>
-          <w:lang w:val="zh_CN" w:bidi="zh_CN"/>
-        </w:rPr>
-        <w:t>每年都会庆祝一个特别的节日，他们称之为"住棚节"或"</w:t>
-      </w:r>
-      <w:r>
-        <w:rPr>
-          <w:lang w:val="zh_CN" w:bidi="zh_CN"/>
-        </w:rPr>
-        <w:t>帐篷节</w:t>
-      </w:r>
-      <w:r>
-        <w:rPr>
-          <w:lang w:val="zh_CN" w:bidi="zh_CN"/>
-        </w:rPr>
-        <w:t>"。 在这个节日期间，犹太人在他们的花园或房屋的屋顶上建造棚子或帐篷，并在这些帐篷中生活七天。 这提醒人们，很久以前，在摩西时代，神将他们的祖先从埃及解放出来，他们曾在</w:t>
-      </w:r>
-      <w:r>
-        <w:rPr>
-          <w:lang w:val="zh_CN" w:bidi="zh_CN"/>
-        </w:rPr>
-        <w:t>旷野</w:t>
-      </w:r>
-      <w:r>
-        <w:rPr>
-          <w:lang w:val="zh_CN" w:bidi="zh_CN"/>
-        </w:rPr>
-        <w:t>流浪多年，直到他们定居在神应许赐给他们的国家。 帐篷或临时家园提醒犹太人，他们的祖先在流浪的岁月里没有永久的住处。</w:t>
-      </w:r>
-      <w:r>
-        <w:rPr>
-          <w:lang w:val="zh_CN" w:bidi="zh_CN"/>
-        </w:rPr>
-      </w:r>
-      <w:r>
-        <w:rPr>
-          <w:lang w:val="zh_CN" w:bidi="zh_CN"/>
-        </w:rPr>
+    </w:p>
+    <w:p>
+      <w:pPr>
+        <w:pStyle w:val="Heading2"/>
+      </w:pPr>
+      <w:r>
+        <w:rPr>
+          <w:lang w:val="zh_CN" w:bidi="zh_CN"/>
+        </w:rPr>
+        <w:t>主、耶和华</w:t>
+      </w:r>
+      <w:r>
+        <w:rPr>
+          <w:lang w:val="zh_CN" w:bidi="zh_CN"/>
+        </w:rPr>
+      </w:r>
+    </w:p>
+    <w:p>
+      <w:pPr>
+        <w:pStyle w:val="Heading4"/>
+      </w:pPr>
+      <w:r>
+        <w:rPr>
+          <w:lang w:val="zh_CN" w:bidi="zh_CN"/>
+        </w:rPr>
+        <w:t>Audio Content</w:t>
       </w:r>
     </w:p>
     <w:p>
@@ -571,16 +663,28 @@
           <w:lang w:val="zh_CN" w:bidi="zh_CN"/>
         </w:rPr>
       </w:r>
-    </w:p>
-    <w:p>
-      <w:pPr>
-        <w:pStyle w:val="Heading2"/>
-      </w:pPr>
-      <w:r>
-        <w:rPr>
-          <w:lang w:val="zh_CN" w:bidi="zh_CN"/>
-        </w:rPr>
-        <w:t>祝福</w:t>
+      <w:hyperlink r:id="rId21">
+        <w:r>
+          <w:rPr>
+            <w:lang w:val="zh_CN" w:bidi="zh_CN"/>
+          </w:rPr>
+          <w:rPr>
+            <w:color w:val="0000EE"/>
+            <w:u w:val="single"/>
+          </w:rPr>
+          <w:t>mp3 file</w:t>
+        </w:r>
+      </w:hyperlink>
+      <w:r>
+        <w:rPr>
+          <w:lang w:val="zh_CN" w:bidi="zh_CN"/>
+        </w:rPr>
+        <w:t xml:space="preserve"> (None KB)</w:t>
+      </w:r>
+      <w:r>
+        <w:rPr>
+          <w:lang w:val="zh_CN" w:bidi="zh_CN"/>
+        </w:rPr>
       </w:r>
       <w:r>
         <w:rPr>
@@ -595,24 +699,21 @@
           <w:lang w:val="zh_CN" w:bidi="zh_CN"/>
         </w:rPr>
       </w:r>
-      <w:r>
-        <w:rPr>
-          <w:lang w:val="zh_CN" w:bidi="zh_CN"/>
-        </w:rPr>
-        <w:t>当神</w:t>
-      </w:r>
-      <w:r>
-        <w:rPr>
-          <w:b/>
-          <w:lang w:val="zh_CN" w:bidi="zh_CN"/>
-        </w:rPr>
-        <w:t>祝福</w:t>
-      </w:r>
-      <w:r>
-        <w:rPr>
-          <w:lang w:val="zh_CN" w:bidi="zh_CN"/>
-        </w:rPr>
-        <w:t>一个人时，神是在做、或者应许要做使那人得益处的事。</w:t>
+    </w:p>
+    <w:p>
+      <w:pPr>
+        <w:pStyle w:val="Heading2"/>
+      </w:pPr>
+      <w:r>
+        <w:rPr>
+          <w:lang w:val="zh_CN" w:bidi="zh_CN"/>
+        </w:rPr>
+        <w:t>住棚、帐篷</w:t>
+      </w:r>
+      <w:r>
+        <w:rPr>
+          <w:lang w:val="zh_CN" w:bidi="zh_CN"/>
+        </w:rPr>
       </w:r>
     </w:p>
     <w:p>
@@ -624,34 +725,16 @@
       </w:r>
       <w:r>
         <w:rPr>
-          <w:lang w:val="zh_CN" w:bidi="zh_CN"/>
-        </w:rPr>
-        <w:t>当一个人为另一个人说</w:t>
-      </w:r>
-      <w:r>
-        <w:rPr>
           <w:b/>
           <w:lang w:val="zh_CN" w:bidi="zh_CN"/>
         </w:rPr>
-        <w:t>祝福</w:t>
-      </w:r>
-      <w:r>
-        <w:rPr>
-          <w:lang w:val="zh_CN" w:bidi="zh_CN"/>
-        </w:rPr>
-        <w:t>的话时，他们是在</w:t>
-      </w:r>
-      <w:r>
-        <w:rPr>
-          <w:lang w:val="zh_CN" w:bidi="zh_CN"/>
-        </w:rPr>
-        <w:t>祷告</w:t>
-      </w:r>
-      <w:r>
-        <w:rPr>
-          <w:lang w:val="zh_CN" w:bidi="zh_CN"/>
-        </w:rPr>
-        <w:t>神为这个人做美好的事。</w:t>
+        <w:t>住棚</w:t>
+      </w:r>
+      <w:r>
+        <w:rPr>
+          <w:lang w:val="zh_CN" w:bidi="zh_CN"/>
+        </w:rPr>
+        <w:t>是人们为短期居住而建造的临时建筑。 人们用树枝和树叶做成帐篷。</w:t>
       </w:r>
     </w:p>
     <w:p>
@@ -661,23 +744,69 @@
           <w:lang w:val="zh_CN" w:bidi="zh_CN"/>
         </w:rPr>
       </w:r>
-      <w:r>
-        <w:rPr>
-          <w:lang w:val="zh_CN" w:bidi="zh_CN"/>
-        </w:rPr>
-        <w:t>当人们祝福神时，这意味着他们是在</w:t>
-      </w:r>
-      <w:r>
-        <w:rPr>
-          <w:lang w:val="zh_CN" w:bidi="zh_CN"/>
-        </w:rPr>
-        <w:t>敬拜</w:t>
-      </w:r>
-      <w:r>
-        <w:rPr>
-          <w:lang w:val="zh_CN" w:bidi="zh_CN"/>
-        </w:rPr>
-        <w:t>神，并为祂的良善和祝福而感恩。</w:t>
+      <w:hyperlink r:id="rId22">
+        <w:r>
+          <w:rPr>
+            <w:lang w:val="zh_CN" w:bidi="zh_CN"/>
+          </w:rPr>
+          <w:rPr>
+            <w:color w:val="0000EE"/>
+            <w:u w:val="single"/>
+          </w:rPr>
+          <w:t>犹太人</w:t>
+        </w:r>
+      </w:hyperlink>
+      <w:r>
+        <w:rPr>
+          <w:lang w:val="zh_CN" w:bidi="zh_CN"/>
+        </w:rPr>
+        <w:t>每年都会庆祝一个特别的节日，他们称之为"住棚节"或"</w:t>
+      </w:r>
+      <w:hyperlink r:id="rId23">
+        <w:r>
+          <w:rPr>
+            <w:lang w:val="zh_CN" w:bidi="zh_CN"/>
+          </w:rPr>
+          <w:rPr>
+            <w:color w:val="0000EE"/>
+            <w:u w:val="single"/>
+          </w:rPr>
+          <w:t>帐篷节</w:t>
+        </w:r>
+      </w:hyperlink>
+      <w:r>
+        <w:rPr>
+          <w:lang w:val="zh_CN" w:bidi="zh_CN"/>
+        </w:rPr>
+        <w:t>"。 在这个节日期间，犹太人在他们的花园或房屋的屋顶上建造棚子或帐篷，并在这些帐篷中生活七天。 这提醒人们，很久以前，在摩西时代，神将他们的祖先从埃及解放出来，他们曾在</w:t>
+      </w:r>
+      <w:hyperlink r:id="rId24">
+        <w:r>
+          <w:rPr>
+            <w:lang w:val="zh_CN" w:bidi="zh_CN"/>
+          </w:rPr>
+          <w:rPr>
+            <w:color w:val="0000EE"/>
+            <w:u w:val="single"/>
+          </w:rPr>
+          <w:t>旷野</w:t>
+        </w:r>
+      </w:hyperlink>
+      <w:r>
+        <w:rPr>
+          <w:lang w:val="zh_CN" w:bidi="zh_CN"/>
+        </w:rPr>
+        <w:t>流浪多年，直到他们定居在神应许赐给他们的国家。 帐篷或临时家园提醒犹太人，他们的祖先在流浪的岁月里没有永久的住处。</w:t>
+      </w:r>
+      <w:r>
+        <w:rPr>
+          <w:lang w:val="zh_CN" w:bidi="zh_CN"/>
+        </w:rPr>
+      </w:r>
+      <w:r>
+        <w:rPr>
+          <w:lang w:val="zh_CN" w:bidi="zh_CN"/>
+        </w:rPr>
       </w:r>
     </w:p>
     <w:p>
@@ -687,11 +816,32 @@
           <w:lang w:val="zh_CN" w:bidi="zh_CN"/>
         </w:rPr>
       </w:r>
-      <w:r>
-        <w:rPr>
-          <w:lang w:val="zh_CN" w:bidi="zh_CN"/>
-        </w:rPr>
-        <w:t>当人们祝福某物时（比如食物），这意味着他们在为它而感谢神。</w:t>
+    </w:p>
+    <w:p>
+      <w:pPr>
+        <w:pStyle w:val="Heading2"/>
+      </w:pPr>
+      <w:r>
+        <w:rPr>
+          <w:lang w:val="zh_CN" w:bidi="zh_CN"/>
+        </w:rPr>
+        <w:t>住棚、帐篷</w:t>
+      </w:r>
+      <w:r>
+        <w:rPr>
+          <w:lang w:val="zh_CN" w:bidi="zh_CN"/>
+        </w:rPr>
+      </w:r>
+    </w:p>
+    <w:p>
+      <w:pPr>
+        <w:pStyle w:val="Heading4"/>
+      </w:pPr>
+      <w:r>
+        <w:rPr>
+          <w:lang w:val="zh_CN" w:bidi="zh_CN"/>
+        </w:rPr>
+        <w:t>Audio Content</w:t>
       </w:r>
     </w:p>
     <w:p>
@@ -701,24 +851,33 @@
           <w:lang w:val="zh_CN" w:bidi="zh_CN"/>
         </w:rPr>
       </w:r>
-      <w:r>
-        <w:rPr>
-          <w:lang w:val="zh_CN" w:bidi="zh_CN"/>
-        </w:rPr>
-        <w:t>当你称某人为有</w:t>
-      </w:r>
-      <w:r>
-        <w:rPr>
-          <w:b/>
-          <w:lang w:val="zh_CN" w:bidi="zh_CN"/>
-        </w:rPr>
-        <w:t>福</w:t>
-      </w:r>
-      <w:r>
-        <w:rPr>
-          <w:lang w:val="zh_CN" w:bidi="zh_CN"/>
-        </w:rPr>
-        <w:t>时，你的意思是说其他人可以祝贺这个人。其他人可以为那些人高兴，因为神已经祝福了他们。</w:t>
+      <w:hyperlink r:id="rId21">
+        <w:r>
+          <w:rPr>
+            <w:lang w:val="zh_CN" w:bidi="zh_CN"/>
+          </w:rPr>
+          <w:rPr>
+            <w:color w:val="0000EE"/>
+            <w:u w:val="single"/>
+          </w:rPr>
+          <w:t>mp3 file</w:t>
+        </w:r>
+      </w:hyperlink>
+      <w:r>
+        <w:rPr>
+          <w:lang w:val="zh_CN" w:bidi="zh_CN"/>
+        </w:rPr>
+        <w:t xml:space="preserve"> (None KB)</w:t>
+      </w:r>
+      <w:r>
+        <w:rPr>
+          <w:lang w:val="zh_CN" w:bidi="zh_CN"/>
+        </w:rPr>
+      </w:r>
+      <w:r>
+        <w:rPr>
+          <w:lang w:val="zh_CN" w:bidi="zh_CN"/>
+        </w:rPr>
       </w:r>
     </w:p>
     <w:p>
@@ -728,47 +887,305 @@
           <w:lang w:val="zh_CN" w:bidi="zh_CN"/>
         </w:rPr>
       </w:r>
+    </w:p>
+    <w:p>
+      <w:pPr>
+        <w:pStyle w:val="Heading2"/>
+      </w:pPr>
+      <w:r>
+        <w:rPr>
+          <w:lang w:val="zh_CN" w:bidi="zh_CN"/>
+        </w:rPr>
+        <w:t>祝福</w:t>
+      </w:r>
+      <w:r>
+        <w:rPr>
+          <w:lang w:val="zh_CN" w:bidi="zh_CN"/>
+        </w:rPr>
+      </w:r>
+    </w:p>
+    <w:p>
+      <w:pPr/>
+      <w:r>
+        <w:rPr>
+          <w:lang w:val="zh_CN" w:bidi="zh_CN"/>
+        </w:rPr>
+      </w:r>
+      <w:r>
+        <w:rPr>
+          <w:lang w:val="zh_CN" w:bidi="zh_CN"/>
+        </w:rPr>
+        <w:t>当神</w:t>
+      </w:r>
+      <w:r>
+        <w:rPr>
+          <w:b/>
+          <w:lang w:val="zh_CN" w:bidi="zh_CN"/>
+        </w:rPr>
+        <w:t>祝福</w:t>
+      </w:r>
+      <w:r>
+        <w:rPr>
+          <w:lang w:val="zh_CN" w:bidi="zh_CN"/>
+        </w:rPr>
+        <w:t>一个人时，神是在做、或者应许要做使那人得益处的事。</w:t>
+      </w:r>
+    </w:p>
+    <w:p>
+      <w:pPr/>
+      <w:r>
+        <w:rPr>
+          <w:lang w:val="zh_CN" w:bidi="zh_CN"/>
+        </w:rPr>
+      </w:r>
+      <w:r>
+        <w:rPr>
+          <w:lang w:val="zh_CN" w:bidi="zh_CN"/>
+        </w:rPr>
+        <w:t>当一个人为另一个人说</w:t>
+      </w:r>
+      <w:r>
+        <w:rPr>
+          <w:b/>
+          <w:lang w:val="zh_CN" w:bidi="zh_CN"/>
+        </w:rPr>
+        <w:t>祝福</w:t>
+      </w:r>
+      <w:r>
+        <w:rPr>
+          <w:lang w:val="zh_CN" w:bidi="zh_CN"/>
+        </w:rPr>
+        <w:t>的话时，他们是在</w:t>
+      </w:r>
+      <w:hyperlink r:id="rId25">
+        <w:r>
+          <w:rPr>
+            <w:lang w:val="zh_CN" w:bidi="zh_CN"/>
+          </w:rPr>
+          <w:rPr>
+            <w:color w:val="0000EE"/>
+            <w:u w:val="single"/>
+          </w:rPr>
+          <w:t>祷告</w:t>
+        </w:r>
+      </w:hyperlink>
+      <w:r>
+        <w:rPr>
+          <w:lang w:val="zh_CN" w:bidi="zh_CN"/>
+        </w:rPr>
+        <w:t>神为这个人做美好的事。</w:t>
+      </w:r>
+    </w:p>
+    <w:p>
+      <w:pPr/>
+      <w:r>
+        <w:rPr>
+          <w:lang w:val="zh_CN" w:bidi="zh_CN"/>
+        </w:rPr>
+      </w:r>
+      <w:r>
+        <w:rPr>
+          <w:lang w:val="zh_CN" w:bidi="zh_CN"/>
+        </w:rPr>
+        <w:t>当人们祝福神时，这意味着他们是在</w:t>
+      </w:r>
+      <w:hyperlink r:id="rId26">
+        <w:r>
+          <w:rPr>
+            <w:lang w:val="zh_CN" w:bidi="zh_CN"/>
+          </w:rPr>
+          <w:rPr>
+            <w:color w:val="0000EE"/>
+            <w:u w:val="single"/>
+          </w:rPr>
+          <w:t>敬拜</w:t>
+        </w:r>
+      </w:hyperlink>
+      <w:r>
+        <w:rPr>
+          <w:lang w:val="zh_CN" w:bidi="zh_CN"/>
+        </w:rPr>
+        <w:t>神，并为祂的良善和祝福而感恩。</w:t>
+      </w:r>
+    </w:p>
+    <w:p>
+      <w:pPr/>
+      <w:r>
+        <w:rPr>
+          <w:lang w:val="zh_CN" w:bidi="zh_CN"/>
+        </w:rPr>
+      </w:r>
+      <w:r>
+        <w:rPr>
+          <w:lang w:val="zh_CN" w:bidi="zh_CN"/>
+        </w:rPr>
+        <w:t>当人们祝福某物时（比如食物），这意味着他们在为它而感谢神。</w:t>
+      </w:r>
+    </w:p>
+    <w:p>
+      <w:pPr/>
+      <w:r>
+        <w:rPr>
+          <w:lang w:val="zh_CN" w:bidi="zh_CN"/>
+        </w:rPr>
+      </w:r>
+      <w:r>
+        <w:rPr>
+          <w:lang w:val="zh_CN" w:bidi="zh_CN"/>
+        </w:rPr>
+        <w:t>当你称某人为有</w:t>
+      </w:r>
+      <w:r>
+        <w:rPr>
+          <w:b/>
+          <w:lang w:val="zh_CN" w:bidi="zh_CN"/>
+        </w:rPr>
+        <w:t>福</w:t>
+      </w:r>
+      <w:r>
+        <w:rPr>
+          <w:lang w:val="zh_CN" w:bidi="zh_CN"/>
+        </w:rPr>
+        <w:t>时，你的意思是说其他人可以祝贺这个人。其他人可以为那些人高兴，因为神已经祝福了他们。</w:t>
+      </w:r>
+    </w:p>
+    <w:p>
+      <w:pPr/>
+      <w:r>
+        <w:rPr>
+          <w:lang w:val="zh_CN" w:bidi="zh_CN"/>
+        </w:rPr>
+      </w:r>
       <w:r>
         <w:rPr>
           <w:lang w:val="zh_CN" w:bidi="zh_CN"/>
         </w:rPr>
         <w:t>祝福的反面是</w:t>
       </w:r>
-      <w:r>
-        <w:rPr>
-          <w:lang w:val="zh_CN" w:bidi="zh_CN"/>
-        </w:rPr>
-        <w:t>咒诅</w:t>
-      </w:r>
+      <w:hyperlink r:id="rId27">
+        <w:r>
+          <w:rPr>
+            <w:lang w:val="zh_CN" w:bidi="zh_CN"/>
+          </w:rPr>
+          <w:rPr>
+            <w:color w:val="0000EE"/>
+            <w:u w:val="single"/>
+          </w:rPr>
+          <w:t>咒诅</w:t>
+        </w:r>
+      </w:hyperlink>
       <w:r>
         <w:rPr>
           <w:lang w:val="zh_CN" w:bidi="zh_CN"/>
         </w:rPr>
         <w:t>。藉著摩西，神告诉</w:t>
       </w:r>
-      <w:r>
-        <w:rPr>
-          <w:lang w:val="zh_CN" w:bidi="zh_CN"/>
-        </w:rPr>
-        <w:t>以色列人</w:t>
-      </w:r>
+      <w:hyperlink r:id="rId28">
+        <w:r>
+          <w:rPr>
+            <w:lang w:val="zh_CN" w:bidi="zh_CN"/>
+          </w:rPr>
+          <w:rPr>
+            <w:color w:val="0000EE"/>
+            <w:u w:val="single"/>
+          </w:rPr>
+          <w:t>以色列人</w:t>
+        </w:r>
+      </w:hyperlink>
       <w:r>
         <w:rPr>
           <w:lang w:val="zh_CN" w:bidi="zh_CN"/>
         </w:rPr>
         <w:t>，如果他们遵守神的诫命，神就会祝福他们。但是如果他们不顺服神，神就会咒诅他们。神不保守那些被咒诅的人，那些被咒诅的人不会与神保持良好的</w:t>
       </w:r>
-      <w:r>
-        <w:rPr>
-          <w:lang w:val="zh_CN" w:bidi="zh_CN"/>
-        </w:rPr>
-        <w:t>关系</w:t>
-      </w:r>
+      <w:hyperlink r:id="rId29">
+        <w:r>
+          <w:rPr>
+            <w:lang w:val="zh_CN" w:bidi="zh_CN"/>
+          </w:rPr>
+          <w:rPr>
+            <w:color w:val="0000EE"/>
+            <w:u w:val="single"/>
+          </w:rPr>
+          <w:t>关系</w:t>
+        </w:r>
+      </w:hyperlink>
       <w:r>
         <w:rPr>
           <w:lang w:val="zh_CN" w:bidi="zh_CN"/>
         </w:rPr>
         <w:t>。</w:t>
+      </w:r>
+      <w:r>
+        <w:rPr>
+          <w:lang w:val="zh_CN" w:bidi="zh_CN"/>
+        </w:rPr>
+      </w:r>
+      <w:r>
+        <w:rPr>
+          <w:lang w:val="zh_CN" w:bidi="zh_CN"/>
+        </w:rPr>
+      </w:r>
+    </w:p>
+    <w:p>
+      <w:pPr/>
+      <w:r>
+        <w:rPr>
+          <w:lang w:val="zh_CN" w:bidi="zh_CN"/>
+        </w:rPr>
+      </w:r>
+    </w:p>
+    <w:p>
+      <w:pPr>
+        <w:pStyle w:val="Heading2"/>
+      </w:pPr>
+      <w:r>
+        <w:rPr>
+          <w:lang w:val="zh_CN" w:bidi="zh_CN"/>
+        </w:rPr>
+        <w:t>祝福</w:t>
+      </w:r>
+      <w:r>
+        <w:rPr>
+          <w:lang w:val="zh_CN" w:bidi="zh_CN"/>
+        </w:rPr>
+      </w:r>
+    </w:p>
+    <w:p>
+      <w:pPr>
+        <w:pStyle w:val="Heading4"/>
+      </w:pPr>
+      <w:r>
+        <w:rPr>
+          <w:lang w:val="zh_CN" w:bidi="zh_CN"/>
+        </w:rPr>
+        <w:t>Audio Content</w:t>
+      </w:r>
+    </w:p>
+    <w:p>
+      <w:pPr/>
+      <w:r>
+        <w:rPr>
+          <w:lang w:val="zh_CN" w:bidi="zh_CN"/>
+        </w:rPr>
+      </w:r>
+      <w:hyperlink r:id="rId21">
+        <w:r>
+          <w:rPr>
+            <w:lang w:val="zh_CN" w:bidi="zh_CN"/>
+          </w:rPr>
+          <w:rPr>
+            <w:color w:val="0000EE"/>
+            <w:u w:val="single"/>
+          </w:rPr>
+          <w:t>mp3 file</w:t>
+        </w:r>
+      </w:hyperlink>
+      <w:r>
+        <w:rPr>
+          <w:lang w:val="zh_CN" w:bidi="zh_CN"/>
+        </w:rPr>
+        <w:t xml:space="preserve"> (None KB)</w:t>
       </w:r>
       <w:r>
         <w:rPr>

--- a/zhs/docx/091.content.docx
+++ b/zhs/docx/091.content.docx
@@ -39,80 +39,37 @@
           <w:b/>
           <w:lang w:val="zh_CN" w:bidi="zh_CN"/>
         </w:rPr>
-        <w:t>Familiarization, Internalization, Articulation (Fia) Terms</w:t>
-      </w:r>
-      <w:r>
-        <w:rPr>
-          <w:lang w:val="zh_CN" w:bidi="zh_CN"/>
-        </w:rPr>
-        <w:t xml:space="preserve"> (Chinese (Simplified)) is based on: </w:t>
-      </w:r>
-      <w:r>
-        <w:rPr>
-          <w:lang w:val="zh_CN" w:bidi="zh_CN"/>
-        </w:rPr>
-        <w:t>Familiarization, Internalization, Articulation (Fia) Terms</w:t>
-      </w:r>
-      <w:r>
-        <w:rPr>
-          <w:lang w:val="zh_CN" w:bidi="zh_CN"/>
-        </w:rPr>
-        <w:t xml:space="preserve">, </w:t>
-      </w:r>
-      <w:hyperlink r:id="rId13">
-        <w:r>
-          <w:rPr>
-            <w:lang w:val="zh_CN" w:bidi="zh_CN"/>
-          </w:rPr>
-          <w:rPr>
-            <w:color w:val="0000EE"/>
-            <w:u w:val="single"/>
-          </w:rPr>
-          <w:t>SRV Partners</w:t>
-        </w:r>
-      </w:hyperlink>
-      <w:r>
-        <w:rPr>
-          <w:lang w:val="zh_CN" w:bidi="zh_CN"/>
-        </w:rPr>
-        <w:t xml:space="preserve">, 2023, which is licensed under a </w:t>
-      </w:r>
-      <w:hyperlink r:id="rId14">
-        <w:r>
-          <w:rPr>
-            <w:lang w:val="zh_CN" w:bidi="zh_CN"/>
-          </w:rPr>
-          <w:rPr>
-            <w:color w:val="0000EE"/>
-            <w:u w:val="single"/>
-          </w:rPr>
-          <w:t>CC BY-SA 4.0 license</w:t>
-        </w:r>
-      </w:hyperlink>
-      <w:r>
-        <w:rPr>
-          <w:lang w:val="zh_CN" w:bidi="zh_CN"/>
-        </w:rPr>
-        <w:t>.</w:t>
-      </w:r>
-      <w:r>
-        <w:rPr>
-          <w:lang w:val="zh_CN" w:bidi="zh_CN"/>
-        </w:rPr>
-      </w:r>
-    </w:p>
-    <w:p>
-      <w:pPr/>
-      <w:r>
-        <w:rPr>
-          <w:lang w:val="zh_CN" w:bidi="zh_CN"/>
-        </w:rPr>
-      </w:r>
-      <w:r>
-        <w:rPr>
-          <w:lang w:val="zh_CN" w:bidi="zh_CN"/>
-        </w:rPr>
-        <w:t>This PDF version is provided under the same license.</w:t>
+        <w:t>Familiarization, Internalization, Articulation (FIA) Key Terms</w:t>
+      </w:r>
+      <w:r>
+        <w:rPr>
+          <w:lang w:val="zh_CN" w:bidi="zh_CN"/>
+        </w:rPr>
+        <w:t xml:space="preserve"> © 2023 SRV Partners Released under CC BY-SA 4.0 license. </w:t>
+      </w:r>
+      <w:r>
+        <w:rPr>
+          <w:lang w:val="zh_CN" w:bidi="zh_CN"/>
+        </w:rPr>
+        <w:t>Familiarization, Internalization, Articulation (FIA) Key Terms</w:t>
+      </w:r>
+      <w:r>
+        <w:rPr>
+          <w:lang w:val="zh_CN" w:bidi="zh_CN"/>
+        </w:rPr>
+        <w:t xml:space="preserve"> has been adapted in the following languages Tok Pisin, عربي, Français, हिंदी, Bahasa Indonesia, Português, Русский, Español, Kiswahili, 简体中文 from </w:t>
+      </w:r>
+      <w:r>
+        <w:rPr>
+          <w:lang w:val="zh_CN" w:bidi="zh_CN"/>
+        </w:rPr>
+        <w:t>Familiarization, Internalization, Articulation (FIA)</w:t>
+      </w:r>
+      <w:r>
+        <w:rPr>
+          <w:lang w:val="zh_CN" w:bidi="zh_CN"/>
+        </w:rPr>
+        <w:t xml:space="preserve"> © 2023 SRV Partners. Released under CC BY-SA 4.0 license by Mission Mutual</w:t>
       </w:r>
       <w:r>
         <w:rPr>
@@ -267,7 +224,7 @@
         </w:rPr>
         <w:t>，他拥有完全的</w:t>
       </w:r>
-      <w:hyperlink r:id="rId15">
+      <w:hyperlink r:id="rId13">
         <w:r>
           <w:rPr>
             <w:lang w:val="zh_CN" w:bidi="zh_CN"/>
@@ -285,7 +242,7 @@
         </w:rPr>
         <w:t>，人们应该尊重他。 当你称呼某人为"主"时，你是在说这个人对你有权柄。 在圣经中，我们听到人们称他们的</w:t>
       </w:r>
-      <w:hyperlink r:id="rId16">
+      <w:hyperlink r:id="rId14">
         <w:r>
           <w:rPr>
             <w:lang w:val="zh_CN" w:bidi="zh_CN"/>
@@ -303,7 +260,7 @@
         </w:rPr>
         <w:t>为主；</w:t>
       </w:r>
-      <w:hyperlink r:id="rId17">
+      <w:hyperlink r:id="rId15">
         <w:r>
           <w:rPr>
             <w:lang w:val="zh_CN" w:bidi="zh_CN"/>
@@ -321,7 +278,7 @@
         </w:rPr>
         <w:t>称他们的</w:t>
       </w:r>
-      <w:hyperlink r:id="rId18">
+      <w:hyperlink r:id="rId16">
         <w:r>
           <w:rPr>
             <w:lang w:val="zh_CN" w:bidi="zh_CN"/>
@@ -367,7 +324,7 @@
         </w:rPr>
         <w:t>在新约中，当</w:t>
       </w:r>
-      <w:hyperlink r:id="rId19">
+      <w:hyperlink r:id="rId17">
         <w:r>
           <w:rPr>
             <w:lang w:val="zh_CN" w:bidi="zh_CN"/>
@@ -399,7 +356,7 @@
         </w:rPr>
         <w:t>当耶稣</w:t>
       </w:r>
-      <w:hyperlink r:id="rId20">
+      <w:hyperlink r:id="rId18">
         <w:r>
           <w:rPr>
             <w:lang w:val="zh_CN" w:bidi="zh_CN"/>
@@ -513,7 +470,7 @@
           <w:lang w:val="zh_CN" w:bidi="zh_CN"/>
         </w:rPr>
       </w:r>
-      <w:hyperlink r:id="rId21">
+      <w:hyperlink r:id="rId19">
         <w:r>
           <w:rPr>
             <w:lang w:val="zh_CN" w:bidi="zh_CN"/>
@@ -592,7 +549,7 @@
         </w:rPr>
         <w:t>指的是神自己。 这是</w:t>
       </w:r>
-      <w:hyperlink r:id="rId22">
+      <w:hyperlink r:id="rId20">
         <w:r>
           <w:rPr>
             <w:lang w:val="zh_CN" w:bidi="zh_CN"/>
@@ -663,7 +620,7 @@
           <w:lang w:val="zh_CN" w:bidi="zh_CN"/>
         </w:rPr>
       </w:r>
-      <w:hyperlink r:id="rId21">
+      <w:hyperlink r:id="rId19">
         <w:r>
           <w:rPr>
             <w:lang w:val="zh_CN" w:bidi="zh_CN"/>
@@ -744,7 +701,7 @@
           <w:lang w:val="zh_CN" w:bidi="zh_CN"/>
         </w:rPr>
       </w:r>
-      <w:hyperlink r:id="rId22">
+      <w:hyperlink r:id="rId20">
         <w:r>
           <w:rPr>
             <w:lang w:val="zh_CN" w:bidi="zh_CN"/>
@@ -762,7 +719,7 @@
         </w:rPr>
         <w:t>每年都会庆祝一个特别的节日，他们称之为"住棚节"或"</w:t>
       </w:r>
-      <w:hyperlink r:id="rId23">
+      <w:hyperlink r:id="rId21">
         <w:r>
           <w:rPr>
             <w:lang w:val="zh_CN" w:bidi="zh_CN"/>
@@ -780,7 +737,7 @@
         </w:rPr>
         <w:t>"。 在这个节日期间，犹太人在他们的花园或房屋的屋顶上建造棚子或帐篷，并在这些帐篷中生活七天。 这提醒人们，很久以前，在摩西时代，神将他们的祖先从埃及解放出来，他们曾在</w:t>
       </w:r>
-      <w:hyperlink r:id="rId24">
+      <w:hyperlink r:id="rId22">
         <w:r>
           <w:rPr>
             <w:lang w:val="zh_CN" w:bidi="zh_CN"/>
@@ -851,7 +808,7 @@
           <w:lang w:val="zh_CN" w:bidi="zh_CN"/>
         </w:rPr>
       </w:r>
-      <w:hyperlink r:id="rId21">
+      <w:hyperlink r:id="rId19">
         <w:r>
           <w:rPr>
             <w:lang w:val="zh_CN" w:bidi="zh_CN"/>
@@ -957,7 +914,7 @@
         </w:rPr>
         <w:t>的话时，他们是在</w:t>
       </w:r>
-      <w:hyperlink r:id="rId25">
+      <w:hyperlink r:id="rId23">
         <w:r>
           <w:rPr>
             <w:lang w:val="zh_CN" w:bidi="zh_CN"/>
@@ -989,7 +946,7 @@
         </w:rPr>
         <w:t>当人们祝福神时，这意味着他们是在</w:t>
       </w:r>
-      <w:hyperlink r:id="rId26">
+      <w:hyperlink r:id="rId24">
         <w:r>
           <w:rPr>
             <w:lang w:val="zh_CN" w:bidi="zh_CN"/>
@@ -1062,7 +1019,7 @@
         </w:rPr>
         <w:t>祝福的反面是</w:t>
       </w:r>
-      <w:hyperlink r:id="rId27">
+      <w:hyperlink r:id="rId25">
         <w:r>
           <w:rPr>
             <w:lang w:val="zh_CN" w:bidi="zh_CN"/>
@@ -1080,7 +1037,7 @@
         </w:rPr>
         <w:t>。藉著摩西，神告诉</w:t>
       </w:r>
-      <w:hyperlink r:id="rId28">
+      <w:hyperlink r:id="rId26">
         <w:r>
           <w:rPr>
             <w:lang w:val="zh_CN" w:bidi="zh_CN"/>
@@ -1098,7 +1055,7 @@
         </w:rPr>
         <w:t>，如果他们遵守神的诫命，神就会祝福他们。但是如果他们不顺服神，神就会咒诅他们。神不保守那些被咒诅的人，那些被咒诅的人不会与神保持良好的</w:t>
       </w:r>
-      <w:hyperlink r:id="rId29">
+      <w:hyperlink r:id="rId27">
         <w:r>
           <w:rPr>
             <w:lang w:val="zh_CN" w:bidi="zh_CN"/>
@@ -1169,7 +1126,7 @@
           <w:lang w:val="zh_CN" w:bidi="zh_CN"/>
         </w:rPr>
       </w:r>
-      <w:hyperlink r:id="rId21">
+      <w:hyperlink r:id="rId19">
         <w:r>
           <w:rPr>
             <w:lang w:val="zh_CN" w:bidi="zh_CN"/>

--- a/zhs/docx/091.content.docx
+++ b/zhs/docx/091.content.docx
@@ -45,7 +45,7 @@
         <w:rPr>
           <w:lang w:val="zh_CN" w:bidi="zh_CN"/>
         </w:rPr>
-        <w:t xml:space="preserve"> © 2023 SRV Partners Released under CC BY-SA 4.0 license. </w:t>
+        <w:t xml:space="preserve"> © 2025 Word Collective Released under CC BY-SA 4.0 license. </w:t>
       </w:r>
       <w:r>
         <w:rPr>
@@ -69,7 +69,7 @@
         <w:rPr>
           <w:lang w:val="zh_CN" w:bidi="zh_CN"/>
         </w:rPr>
-        <w:t xml:space="preserve"> © 2023 SRV Partners. Released under CC BY-SA 4.0 license by Mission Mutual</w:t>
+        <w:t xml:space="preserve"> © 2025 Word Collective. Released under CC BY-SA 4.0 license by Mission Mutual</w:t>
       </w:r>
       <w:r>
         <w:rPr>
